--- a/熊猫成仙，从青竹山开始/第一卷 龙蛇起陆/第042章 那块牌，卖不卖.docx
+++ b/熊猫成仙，从青竹山开始/第一卷 龙蛇起陆/第042章 那块牌，卖不卖.docx
@@ -61,21 +61,21 @@
           <w:sz w:val="27"/>
           <w:szCs w:val="27"/>
         </w:rPr>
-        <w:t xml:space="preserve">街上冷清。卖菜的把菜摆在簸箕里，人蹲在后头，不吆喝。两家铺子关着板，其中一家是粮行。</w:t>
-      </w:r>
-    </w:p>
-    <w:p>
-      <w:pPr>
-        <w:spacing w:line="468" w:lineRule="auto" w:after="149"/>
-        <w:ind w:firstLineChars="200" w:firstLine="540"/>
-      </w:pPr>
-      <w:r>
-        <w:rPr>
-          <w:rFonts w:ascii="Times New Roman" w:hAnsi="Times New Roman" w:eastAsia="宋体" w:cs="Times New Roman"/>
-          <w:sz w:val="27"/>
-          <w:szCs w:val="27"/>
-        </w:rPr>
-        <w:t xml:space="preserve">他在街东拐角要了一碗茶。两文。摊子是一条长凳架一块板，板上七八个碗，用一块蓝布盖着。</w:t>
+        <w:t xml:space="preserve">街上冷清。卖菜的把菜摆在簸箕里，人蹲在后头，不吆喝。</w:t>
+      </w:r>
+    </w:p>
+    <w:p>
+      <w:pPr>
+        <w:spacing w:line="468" w:lineRule="auto" w:after="149"/>
+        <w:ind w:firstLineChars="200" w:firstLine="540"/>
+      </w:pPr>
+      <w:r>
+        <w:rPr>
+          <w:rFonts w:ascii="Times New Roman" w:hAnsi="Times New Roman" w:eastAsia="宋体" w:cs="Times New Roman"/>
+          <w:sz w:val="27"/>
+          <w:szCs w:val="27"/>
+        </w:rPr>
+        <w:t xml:space="preserve">他在街东拐角要了一碗茶。两文。</w:t>
       </w:r>
     </w:p>
     <w:p>
@@ -117,21 +117,21 @@
           <w:sz w:val="27"/>
           <w:szCs w:val="27"/>
         </w:rPr>
-        <w:t xml:space="preserve">竹长庚把茶端起来，慢慢地喝。</w:t>
-      </w:r>
-    </w:p>
-    <w:p>
-      <w:pPr>
-        <w:spacing w:line="468" w:lineRule="auto" w:after="149"/>
-        <w:ind w:firstLineChars="200" w:firstLine="540"/>
-      </w:pPr>
-      <w:r>
-        <w:rPr>
-          <w:rFonts w:ascii="Times New Roman" w:hAnsi="Times New Roman" w:eastAsia="宋体" w:cs="Times New Roman"/>
-          <w:sz w:val="27"/>
-          <w:szCs w:val="27"/>
-        </w:rPr>
-        <w:t xml:space="preserve">他数了半个时辰。</w:t>
+        <w:t xml:space="preserve">竹长庚把茶端起来，慢慢喝。</w:t>
+      </w:r>
+    </w:p>
+    <w:p>
+      <w:pPr>
+        <w:spacing w:line="468" w:lineRule="auto" w:after="149"/>
+        <w:ind w:firstLineChars="200" w:firstLine="540"/>
+      </w:pPr>
+      <w:r>
+        <w:rPr>
+          <w:rFonts w:ascii="Times New Roman" w:hAnsi="Times New Roman" w:eastAsia="宋体" w:cs="Times New Roman"/>
+          <w:sz w:val="27"/>
+          <w:szCs w:val="27"/>
+        </w:rPr>
+        <w:t xml:space="preserve">他在那儿坐着，看陈家那条巷子。</w:t>
       </w:r>
     </w:p>
     <w:p>
@@ -187,7 +187,7 @@
           <w:sz w:val="27"/>
           <w:szCs w:val="27"/>
         </w:rPr>
-        <w:t xml:space="preserve">摊主是个老太太，提壶给他续上。</w:t>
+        <w:t xml:space="preserve">摊主是个老太太，提壶续上。</w:t>
       </w:r>
     </w:p>
     <w:p>
@@ -257,7 +257,7 @@
           <w:sz w:val="27"/>
           <w:szCs w:val="27"/>
         </w:rPr>
-        <w:t xml:space="preserve">“挡人。”老太太说，“上门的都挡了。镇西赵家来过两回，第二回带了礼，礼退回去了。”</w:t>
+        <w:t xml:space="preserve">“挡人。”老太太说，“上门的都挡了。镇西赵家来过两回，第二回带了礼，退回去了。”</w:t>
       </w:r>
     </w:p>
     <w:p>
@@ -285,7 +285,7 @@
           <w:sz w:val="27"/>
           <w:szCs w:val="27"/>
         </w:rPr>
-        <w:t xml:space="preserve">“退在门槛外头。”老太太说，“退礼就是不见。这个镇上的人都知道。”</w:t>
+        <w:t xml:space="preserve">“退在门槛外头。”老太太说，“退礼就是不见。镇上的人都知道。”</w:t>
       </w:r>
     </w:p>
     <w:p>
@@ -355,21 +355,21 @@
           <w:sz w:val="27"/>
           <w:szCs w:val="27"/>
         </w:rPr>
-        <w:t xml:space="preserve">老太太想了想。</w:t>
-      </w:r>
-    </w:p>
-    <w:p>
-      <w:pPr>
-        <w:spacing w:line="468" w:lineRule="auto" w:after="149"/>
-        <w:ind w:firstLineChars="200" w:firstLine="540"/>
-      </w:pPr>
-      <w:r>
-        <w:rPr>
-          <w:rFonts w:ascii="Times New Roman" w:hAnsi="Times New Roman" w:eastAsia="宋体" w:cs="Times New Roman"/>
-          <w:sz w:val="27"/>
-          <w:szCs w:val="27"/>
-        </w:rPr>
-        <w:t xml:space="preserve">“两回。”她说，“头一回是十九年前，陈家老太爷死。第二回是现在。”</w:t>
+        <w:t xml:space="preserve">老太太想。</w:t>
+      </w:r>
+    </w:p>
+    <w:p>
+      <w:pPr>
+        <w:spacing w:line="468" w:lineRule="auto" w:after="149"/>
+        <w:ind w:firstLineChars="200" w:firstLine="540"/>
+      </w:pPr>
+      <w:r>
+        <w:rPr>
+          <w:rFonts w:ascii="Times New Roman" w:hAnsi="Times New Roman" w:eastAsia="宋体" w:cs="Times New Roman"/>
+          <w:sz w:val="27"/>
+          <w:szCs w:val="27"/>
+        </w:rPr>
+        <w:t xml:space="preserve">“两回。”她说，“头一回十九年前，陈家老太爷死。第二回是现在。”</w:t>
       </w:r>
     </w:p>
     <w:p>
@@ -411,7 +411,7 @@
           <w:sz w:val="27"/>
           <w:szCs w:val="27"/>
         </w:rPr>
-        <w:t xml:space="preserve">他起身，往药铺去。</w:t>
+        <w:t xml:space="preserve">他起身去药铺。</w:t>
       </w:r>
     </w:p>
     <w:p>
@@ -1755,6 +1755,76 @@
           <w:sz w:val="27"/>
           <w:szCs w:val="27"/>
         </w:rPr>
+        <w:t xml:space="preserve">出了布庄，他没往北走，先拐到纸坊后头那条巷子。</w:t>
+      </w:r>
+    </w:p>
+    <w:p>
+      <w:pPr>
+        <w:spacing w:line="468" w:lineRule="auto" w:after="149"/>
+        <w:ind w:firstLineChars="200" w:firstLine="540"/>
+      </w:pPr>
+      <w:r>
+        <w:rPr>
+          <w:rFonts w:ascii="Times New Roman" w:hAnsi="Times New Roman" w:eastAsia="宋体" w:cs="Times New Roman"/>
+          <w:sz w:val="27"/>
+          <w:szCs w:val="27"/>
+        </w:rPr>
+        <w:t xml:space="preserve">竹守山在案子前头裁纸，抬头看见墙头缺口那边的他，把刀放下，没出来。</w:t>
+      </w:r>
+    </w:p>
+    <w:p>
+      <w:pPr>
+        <w:spacing w:line="468" w:lineRule="auto" w:after="149"/>
+        <w:ind w:firstLineChars="200" w:firstLine="540"/>
+      </w:pPr>
+      <w:r>
+        <w:rPr>
+          <w:rFonts w:ascii="Times New Roman" w:hAnsi="Times New Roman" w:eastAsia="宋体" w:cs="Times New Roman"/>
+          <w:sz w:val="27"/>
+          <w:szCs w:val="27"/>
+        </w:rPr>
+        <w:t xml:space="preserve">“家里好。”竹长庚说，“别回来，到日子再回来。”</w:t>
+      </w:r>
+    </w:p>
+    <w:p>
+      <w:pPr>
+        <w:spacing w:line="468" w:lineRule="auto" w:after="149"/>
+        <w:ind w:firstLineChars="200" w:firstLine="540"/>
+      </w:pPr>
+      <w:r>
+        <w:rPr>
+          <w:rFonts w:ascii="Times New Roman" w:hAnsi="Times New Roman" w:eastAsia="宋体" w:cs="Times New Roman"/>
+          <w:sz w:val="27"/>
+          <w:szCs w:val="27"/>
+        </w:rPr>
+        <w:t xml:space="preserve">竹守山把手举到肩那么高。</w:t>
+      </w:r>
+    </w:p>
+    <w:p>
+      <w:pPr>
+        <w:spacing w:line="468" w:lineRule="auto" w:after="149"/>
+        <w:ind w:firstLineChars="200" w:firstLine="540"/>
+      </w:pPr>
+      <w:r>
+        <w:rPr>
+          <w:rFonts w:ascii="Times New Roman" w:hAnsi="Times New Roman" w:eastAsia="宋体" w:cs="Times New Roman"/>
+          <w:sz w:val="27"/>
+          <w:szCs w:val="27"/>
+        </w:rPr>
+        <w:t xml:space="preserve">竹长庚转身出了巷子。</w:t>
+      </w:r>
+    </w:p>
+    <w:p>
+      <w:pPr>
+        <w:spacing w:line="468" w:lineRule="auto" w:after="149"/>
+        <w:ind w:firstLineChars="200" w:firstLine="540"/>
+      </w:pPr>
+      <w:r>
+        <w:rPr>
+          <w:rFonts w:ascii="Times New Roman" w:hAnsi="Times New Roman" w:eastAsia="宋体" w:cs="Times New Roman"/>
+          <w:sz w:val="27"/>
+          <w:szCs w:val="27"/>
+        </w:rPr>
         <w:t xml:space="preserve">回山的路要出镇北，走一段官道，再拐上坡。</w:t>
       </w:r>
     </w:p>
@@ -1825,7 +1895,7 @@
           <w:sz w:val="27"/>
           <w:szCs w:val="27"/>
         </w:rPr>
-        <w:t xml:space="preserve">声音从车帘后头出来。不高，很平。</w:t>
+        <w:t xml:space="preserve">声音从车帘后头出来，不高，很平。</w:t>
       </w:r>
     </w:p>
     <w:p>
@@ -1923,21 +1993,21 @@
           <w:sz w:val="27"/>
           <w:szCs w:val="27"/>
         </w:rPr>
-        <w:t xml:space="preserve">竹长庚站在原地，等着后头的话。可是没有后头的话。车帘动了一下，赶车的从路那头绕回来，跳上车辕，鞭子一响，车就走了。</w:t>
-      </w:r>
-    </w:p>
-    <w:p>
-      <w:pPr>
-        <w:spacing w:line="468" w:lineRule="auto" w:after="149"/>
-        <w:ind w:firstLineChars="200" w:firstLine="540"/>
-      </w:pPr>
-      <w:r>
-        <w:rPr>
-          <w:rFonts w:ascii="Times New Roman" w:hAnsi="Times New Roman" w:eastAsia="宋体" w:cs="Times New Roman"/>
-          <w:sz w:val="27"/>
-          <w:szCs w:val="27"/>
-        </w:rPr>
-        <w:t xml:space="preserve">车走出十几丈，竹长庚才发觉自己攥着竹杖，手心发疼。</w:t>
+        <w:t xml:space="preserve">竹长庚站着等后头的话。没有。车帘动了一下，赶车的从路那头绕回来，跳上车辕，鞭子一响，车就走了。</w:t>
+      </w:r>
+    </w:p>
+    <w:p>
+      <w:pPr>
+        <w:spacing w:line="468" w:lineRule="auto" w:after="149"/>
+        <w:ind w:firstLineChars="200" w:firstLine="540"/>
+      </w:pPr>
+      <w:r>
+        <w:rPr>
+          <w:rFonts w:ascii="Times New Roman" w:hAnsi="Times New Roman" w:eastAsia="宋体" w:cs="Times New Roman"/>
+          <w:sz w:val="27"/>
+          <w:szCs w:val="27"/>
+        </w:rPr>
+        <w:t xml:space="preserve">车走出十几丈，竹长庚才发觉手心发疼。</w:t>
       </w:r>
     </w:p>
     <w:p>
